--- a/AI辅助问诊_PRD_V2.5.0_图文版_开发交付.docx
+++ b/AI辅助问诊_PRD_V2.5.0_图文版_开发交付.docx
@@ -86,71 +86,7 @@
           <w:sz w:val="20"/>
           <w:rFonts w:eastAsia="宋体" w:ascii="Arial"/>
         </w:rPr>
-        <w:t>本版本特点：</w:t>
-      </w:r>
-    </w:p>
-    <w:p>
-      <w:pPr>
-        <w:pStyle w:val="ListBullet"/>
-        <w:spacing w:after="40"/>
-      </w:pPr>
-      <w:r>
-        <w:rPr>
-          <w:b w:val="0"/>
-          <w:sz w:val="20"/>
-          <w:rFonts w:eastAsia="宋体" w:ascii="Arial"/>
-        </w:rPr>
-        <w:t>✅ §二 12 大模块独立成节，</w:t>
-      </w:r>
-      <w:r>
-        <w:rPr>
-          <w:b/>
-          <w:sz w:val="20"/>
-          <w:rFonts w:eastAsia="宋体" w:ascii="Arial"/>
-        </w:rPr>
-        <w:t>每节末尾插入对应 demo 截图</w:t>
-      </w:r>
-    </w:p>
-    <w:p>
-      <w:pPr>
-        <w:pStyle w:val="ListBullet"/>
-        <w:spacing w:after="40"/>
-      </w:pPr>
-      <w:r>
-        <w:rPr>
-          <w:b w:val="0"/>
-          <w:sz w:val="20"/>
-          <w:rFonts w:eastAsia="宋体" w:ascii="Arial"/>
-        </w:rPr>
-        <w:t>✅ 表格真渲染（python-docx Table），不再是简化文字</w:t>
-      </w:r>
-    </w:p>
-    <w:p>
-      <w:pPr>
-        <w:pStyle w:val="ListBullet"/>
-        <w:spacing w:after="40"/>
-      </w:pPr>
-      <w:r>
-        <w:rPr>
-          <w:b w:val="0"/>
-          <w:sz w:val="20"/>
-          <w:rFonts w:eastAsia="宋体" w:ascii="Arial"/>
-        </w:rPr>
-        <w:t>✅ §三 改为附录索引（图编号 + 跳回 §X.Y 引用）</w:t>
-      </w:r>
-    </w:p>
-    <w:p>
-      <w:pPr>
-        <w:pStyle w:val="ListBullet"/>
-        <w:spacing w:after="40"/>
-      </w:pPr>
-      <w:r>
-        <w:rPr>
-          <w:b w:val="0"/>
-          <w:sz w:val="20"/>
-          <w:rFonts w:eastAsia="宋体" w:ascii="Arial"/>
-        </w:rPr>
-        <w:t>✅ 16 张截图均取自 GitHub Pages V2.5.0 远程</w:t>
+        <w:t>核心保证：</w:t>
       </w:r>
     </w:p>
     <w:p>
@@ -908,7 +844,7 @@
           <w:sz w:val="20"/>
           <w:rFonts w:eastAsia="宋体" w:ascii="Arial"/>
         </w:rPr>
-        <w:t>，配套 demo（链接见封面）。</w:t>
+        <w:t>，配套 demo（链接见封面）。§二 12 大模块</w:t>
       </w:r>
       <w:r>
         <w:rPr>
@@ -916,7 +852,7 @@
           <w:sz w:val="20"/>
           <w:rFonts w:eastAsia="宋体" w:ascii="Arial"/>
         </w:rPr>
-        <w:t>核心特点</w:t>
+        <w:t>每节末尾</w:t>
       </w:r>
       <w:r>
         <w:rPr>
@@ -924,23 +860,7 @@
           <w:sz w:val="20"/>
           <w:rFonts w:eastAsia="宋体" w:ascii="Arial"/>
         </w:rPr>
-        <w:t>：§二 12 大模块</w:t>
-      </w:r>
-      <w:r>
-        <w:rPr>
-          <w:b/>
-          <w:sz w:val="20"/>
-          <w:rFonts w:eastAsia="宋体" w:ascii="Arial"/>
-        </w:rPr>
-        <w:t>每节末尾</w:t>
-      </w:r>
-      <w:r>
-        <w:rPr>
-          <w:b w:val="0"/>
-          <w:sz w:val="20"/>
-          <w:rFonts w:eastAsia="宋体" w:ascii="Arial"/>
-        </w:rPr>
-        <w:t>插入对应 demo 截图，开发读 §2.6 时，AI 诊断截图就在旁边，</w:t>
+        <w:t>插入对应 demo 截图——开发读 §2.6 时，AI 诊断截图就在旁边，</w:t>
       </w:r>
       <w:r>
         <w:rPr>
@@ -1070,7 +990,7 @@
           <w:sz w:val="28"/>
           <w:rFonts w:eastAsia="宋体" w:ascii="Arial"/>
         </w:rPr>
-        <w:t>1.3 关键决策一览（V2.5.0 vs V1.0）</w:t>
+        <w:t>1.3 关键设计决策</w:t>
       </w:r>
     </w:p>
     <w:tbl>
@@ -1080,15 +1000,14 @@
         <w:tblLook w:firstColumn="1" w:firstRow="1" w:lastColumn="0" w:lastRow="0" w:noHBand="0" w:noVBand="1" w:val="04A0"/>
       </w:tblPr>
       <w:tblGrid>
-        <w:gridCol w:w="2493"/>
-        <w:gridCol w:w="2493"/>
-        <w:gridCol w:w="2493"/>
-        <w:gridCol w:w="2493"/>
+        <w:gridCol w:w="3324"/>
+        <w:gridCol w:w="3324"/>
+        <w:gridCol w:w="3324"/>
       </w:tblGrid>
       <w:tr>
         <w:tc>
           <w:tcPr>
-            <w:tcW w:type="dxa" w:w="1417"/>
+            <w:tcW w:type="dxa" w:w="1701"/>
             <w:shd w:val="clear" w:color="auto" w:fill="7C3AED"/>
           </w:tcPr>
           <w:p>
@@ -1108,7 +1027,7 @@
         </w:tc>
         <w:tc>
           <w:tcPr>
-            <w:tcW w:type="dxa" w:w="1134"/>
+            <w:tcW w:type="dxa" w:w="2268"/>
             <w:shd w:val="clear" w:color="auto" w:fill="7C3AED"/>
           </w:tcPr>
           <w:p>
@@ -1122,13 +1041,13 @@
                 <w:sz w:val="20"/>
                 <w:rFonts w:eastAsia="宋体" w:ascii="Arial"/>
               </w:rPr>
-              <w:t>V1.0</w:t>
-            </w:r>
-          </w:p>
-        </w:tc>
-        <w:tc>
-          <w:tcPr>
-            <w:tcW w:type="dxa" w:w="1701"/>
+              <w:t>当前规格</w:t>
+            </w:r>
+          </w:p>
+        </w:tc>
+        <w:tc>
+          <w:tcPr>
+            <w:tcW w:type="dxa" w:w="3402"/>
             <w:shd w:val="clear" w:color="auto" w:fill="7C3AED"/>
           </w:tcPr>
           <w:p>
@@ -1142,26 +1061,6 @@
                 <w:sz w:val="20"/>
                 <w:rFonts w:eastAsia="宋体" w:ascii="Arial"/>
               </w:rPr>
-              <w:t>V2.5.0</w:t>
-            </w:r>
-          </w:p>
-        </w:tc>
-        <w:tc>
-          <w:tcPr>
-            <w:tcW w:type="dxa" w:w="2268"/>
-            <w:shd w:val="clear" w:color="auto" w:fill="7C3AED"/>
-          </w:tcPr>
-          <w:p>
-            <w:pPr>
-              <w:jc w:val="left"/>
-            </w:pPr>
-            <w:r>
-              <w:rPr>
-                <w:b/>
-                <w:color w:val="FFFFFF"/>
-                <w:sz w:val="20"/>
-                <w:rFonts w:eastAsia="宋体" w:ascii="Arial"/>
-              </w:rPr>
               <w:t>原因</w:t>
             </w:r>
           </w:p>
@@ -1170,7 +1069,7 @@
       <w:tr>
         <w:tc>
           <w:tcPr>
-            <w:tcW w:type="dxa" w:w="1417"/>
+            <w:tcW w:type="dxa" w:w="1701"/>
           </w:tcPr>
           <w:p>
             <w:pPr>
@@ -1188,25 +1087,7 @@
         </w:tc>
         <w:tc>
           <w:tcPr>
-            <w:tcW w:type="dxa" w:w="1134"/>
-          </w:tcPr>
-          <w:p>
-            <w:pPr>
-              <w:jc w:val="left"/>
-            </w:pPr>
-            <w:r>
-              <w:rPr>
-                <w:b w:val="0"/>
-                <w:sz w:val="18"/>
-                <w:rFonts w:eastAsia="宋体" w:ascii="Arial"/>
-              </w:rPr>
-              <w:t>10</w:t>
-            </w:r>
-          </w:p>
-        </w:tc>
-        <w:tc>
-          <w:tcPr>
-            <w:tcW w:type="dxa" w:w="1701"/>
+            <w:tcW w:type="dxa" w:w="2268"/>
           </w:tcPr>
           <w:p>
             <w:pPr>
@@ -1224,7 +1105,7 @@
         </w:tc>
         <w:tc>
           <w:tcPr>
-            <w:tcW w:type="dxa" w:w="2268"/>
+            <w:tcW w:type="dxa" w:w="3402"/>
           </w:tcPr>
           <w:p>
             <w:pPr>
@@ -1244,7 +1125,7 @@
       <w:tr>
         <w:tc>
           <w:tcPr>
-            <w:tcW w:type="dxa" w:w="1417"/>
+            <w:tcW w:type="dxa" w:w="1701"/>
           </w:tcPr>
           <w:p>
             <w:pPr>
@@ -1262,25 +1143,7 @@
         </w:tc>
         <w:tc>
           <w:tcPr>
-            <w:tcW w:type="dxa" w:w="1134"/>
-          </w:tcPr>
-          <w:p>
-            <w:pPr>
-              <w:jc w:val="left"/>
-            </w:pPr>
-            <w:r>
-              <w:rPr>
-                <w:b w:val="0"/>
-                <w:sz w:val="18"/>
-                <w:rFonts w:eastAsia="宋体" w:ascii="Arial"/>
-              </w:rPr>
-              <w:t>单列</w:t>
-            </w:r>
-          </w:p>
-        </w:tc>
-        <w:tc>
-          <w:tcPr>
-            <w:tcW w:type="dxa" w:w="1701"/>
+            <w:tcW w:type="dxa" w:w="2268"/>
           </w:tcPr>
           <w:p>
             <w:pPr>
@@ -1298,7 +1161,7 @@
         </w:tc>
         <w:tc>
           <w:tcPr>
-            <w:tcW w:type="dxa" w:w="2268"/>
+            <w:tcW w:type="dxa" w:w="3402"/>
           </w:tcPr>
           <w:p>
             <w:pPr>
@@ -1318,42 +1181,6 @@
       <w:tr>
         <w:tc>
           <w:tcPr>
-            <w:tcW w:type="dxa" w:w="1417"/>
-          </w:tcPr>
-          <w:p>
-            <w:pPr>
-              <w:jc w:val="left"/>
-            </w:pPr>
-            <w:r>
-              <w:rPr>
-                <w:b w:val="0"/>
-                <w:sz w:val="18"/>
-                <w:rFonts w:eastAsia="宋体" w:ascii="Arial"/>
-              </w:rPr>
-              <w:t>接诊</w:t>
-            </w:r>
-          </w:p>
-        </w:tc>
-        <w:tc>
-          <w:tcPr>
-            <w:tcW w:type="dxa" w:w="1134"/>
-          </w:tcPr>
-          <w:p>
-            <w:pPr>
-              <w:jc w:val="left"/>
-            </w:pPr>
-            <w:r>
-              <w:rPr>
-                <w:b w:val="0"/>
-                <w:sz w:val="18"/>
-                <w:rFonts w:eastAsia="宋体" w:ascii="Arial"/>
-              </w:rPr>
-              <w:t>多次跳转</w:t>
-            </w:r>
-          </w:p>
-        </w:tc>
-        <w:tc>
-          <w:tcPr>
             <w:tcW w:type="dxa" w:w="1701"/>
           </w:tcPr>
           <w:p>
@@ -1366,7 +1193,7 @@
                 <w:sz w:val="18"/>
                 <w:rFonts w:eastAsia="宋体" w:ascii="Arial"/>
               </w:rPr>
-              <w:t>V2.0.1 一页式</w:t>
+              <w:t>录音</w:t>
             </w:r>
           </w:p>
         </w:tc>
@@ -1384,7 +1211,25 @@
                 <w:sz w:val="18"/>
                 <w:rFonts w:eastAsia="宋体" w:ascii="Arial"/>
               </w:rPr>
-              <w:t>避免误关</w:t>
+              <w:t>1 次开/1 次关</w:t>
+            </w:r>
+          </w:p>
+        </w:tc>
+        <w:tc>
+          <w:tcPr>
+            <w:tcW w:type="dxa" w:w="3402"/>
+          </w:tcPr>
+          <w:p>
+            <w:pPr>
+              <w:jc w:val="left"/>
+            </w:pPr>
+            <w:r>
+              <w:rPr>
+                <w:b w:val="0"/>
+                <w:sz w:val="18"/>
+                <w:rFonts w:eastAsia="宋体" w:ascii="Arial"/>
+              </w:rPr>
+              <w:t>医生双手操作电脑反馈</w:t>
             </w:r>
           </w:p>
         </w:tc>
@@ -1392,42 +1237,6 @@
       <w:tr>
         <w:tc>
           <w:tcPr>
-            <w:tcW w:type="dxa" w:w="1417"/>
-          </w:tcPr>
-          <w:p>
-            <w:pPr>
-              <w:jc w:val="left"/>
-            </w:pPr>
-            <w:r>
-              <w:rPr>
-                <w:b w:val="0"/>
-                <w:sz w:val="18"/>
-                <w:rFonts w:eastAsia="宋体" w:ascii="Arial"/>
-              </w:rPr>
-              <w:t>录音</w:t>
-            </w:r>
-          </w:p>
-        </w:tc>
-        <w:tc>
-          <w:tcPr>
-            <w:tcW w:type="dxa" w:w="1134"/>
-          </w:tcPr>
-          <w:p>
-            <w:pPr>
-              <w:jc w:val="left"/>
-            </w:pPr>
-            <w:r>
-              <w:rPr>
-                <w:b w:val="0"/>
-                <w:sz w:val="18"/>
-                <w:rFonts w:eastAsia="宋体" w:ascii="Arial"/>
-              </w:rPr>
-              <w:t>长按</w:t>
-            </w:r>
-          </w:p>
-        </w:tc>
-        <w:tc>
-          <w:tcPr>
             <w:tcW w:type="dxa" w:w="1701"/>
           </w:tcPr>
           <w:p>
@@ -1440,7 +1249,7 @@
                 <w:sz w:val="18"/>
                 <w:rFonts w:eastAsia="宋体" w:ascii="Arial"/>
               </w:rPr>
-              <w:t>1 次开/1 次关</w:t>
+              <w:t>号源</w:t>
             </w:r>
           </w:p>
         </w:tc>
@@ -1458,7 +1267,25 @@
                 <w:sz w:val="18"/>
                 <w:rFonts w:eastAsia="宋体" w:ascii="Arial"/>
               </w:rPr>
-              <w:t>医生反馈</w:t>
+              <w:t>释放（不锁）</w:t>
+            </w:r>
+          </w:p>
+        </w:tc>
+        <w:tc>
+          <w:tcPr>
+            <w:tcW w:type="dxa" w:w="3402"/>
+          </w:tcPr>
+          <w:p>
+            <w:pPr>
+              <w:jc w:val="left"/>
+            </w:pPr>
+            <w:r>
+              <w:rPr>
+                <w:b w:val="0"/>
+                <w:sz w:val="18"/>
+                <w:rFonts w:eastAsia="宋体" w:ascii="Arial"/>
+              </w:rPr>
+              <w:t>基层号源紧张</w:t>
             </w:r>
           </w:p>
         </w:tc>
@@ -1466,42 +1293,6 @@
       <w:tr>
         <w:tc>
           <w:tcPr>
-            <w:tcW w:type="dxa" w:w="1417"/>
-          </w:tcPr>
-          <w:p>
-            <w:pPr>
-              <w:jc w:val="left"/>
-            </w:pPr>
-            <w:r>
-              <w:rPr>
-                <w:b w:val="0"/>
-                <w:sz w:val="18"/>
-                <w:rFonts w:eastAsia="宋体" w:ascii="Arial"/>
-              </w:rPr>
-              <w:t>号源</w:t>
-            </w:r>
-          </w:p>
-        </w:tc>
-        <w:tc>
-          <w:tcPr>
-            <w:tcW w:type="dxa" w:w="1134"/>
-          </w:tcPr>
-          <w:p>
-            <w:pPr>
-              <w:jc w:val="left"/>
-            </w:pPr>
-            <w:r>
-              <w:rPr>
-                <w:b w:val="0"/>
-                <w:sz w:val="18"/>
-                <w:rFonts w:eastAsia="宋体" w:ascii="Arial"/>
-              </w:rPr>
-              <w:t>锁号</w:t>
-            </w:r>
-          </w:p>
-        </w:tc>
-        <w:tc>
-          <w:tcPr>
             <w:tcW w:type="dxa" w:w="1701"/>
           </w:tcPr>
           <w:p>
@@ -1514,7 +1305,7 @@
                 <w:sz w:val="18"/>
                 <w:rFonts w:eastAsia="宋体" w:ascii="Arial"/>
               </w:rPr>
-              <w:t>释放（不锁）</w:t>
+              <w:t>检查结果</w:t>
             </w:r>
           </w:p>
         </w:tc>
@@ -1532,7 +1323,25 @@
                 <w:sz w:val="18"/>
                 <w:rFonts w:eastAsia="宋体" w:ascii="Arial"/>
               </w:rPr>
-              <w:t>基层号源紧张</w:t>
+              <w:t>AI 二次解读</w:t>
+            </w:r>
+          </w:p>
+        </w:tc>
+        <w:tc>
+          <w:tcPr>
+            <w:tcW w:type="dxa" w:w="3402"/>
+          </w:tcPr>
+          <w:p>
+            <w:pPr>
+              <w:jc w:val="left"/>
+            </w:pPr>
+            <w:r>
+              <w:rPr>
+                <w:b w:val="0"/>
+                <w:sz w:val="18"/>
+                <w:rFonts w:eastAsia="宋体" w:ascii="Arial"/>
+              </w:rPr>
+              <w:t>差异化卖点</w:t>
             </w:r>
           </w:p>
         </w:tc>
@@ -1540,42 +1349,6 @@
       <w:tr>
         <w:tc>
           <w:tcPr>
-            <w:tcW w:type="dxa" w:w="1417"/>
-          </w:tcPr>
-          <w:p>
-            <w:pPr>
-              <w:jc w:val="left"/>
-            </w:pPr>
-            <w:r>
-              <w:rPr>
-                <w:b w:val="0"/>
-                <w:sz w:val="18"/>
-                <w:rFonts w:eastAsia="宋体" w:ascii="Arial"/>
-              </w:rPr>
-              <w:t>检查结果</w:t>
-            </w:r>
-          </w:p>
-        </w:tc>
-        <w:tc>
-          <w:tcPr>
-            <w:tcW w:type="dxa" w:w="1134"/>
-          </w:tcPr>
-          <w:p>
-            <w:pPr>
-              <w:jc w:val="left"/>
-            </w:pPr>
-            <w:r>
-              <w:rPr>
-                <w:b w:val="0"/>
-                <w:sz w:val="18"/>
-                <w:rFonts w:eastAsia="宋体" w:ascii="Arial"/>
-              </w:rPr>
-              <w:t>手工</w:t>
-            </w:r>
-          </w:p>
-        </w:tc>
-        <w:tc>
-          <w:tcPr>
             <w:tcW w:type="dxa" w:w="1701"/>
           </w:tcPr>
           <w:p>
@@ -1588,7 +1361,7 @@
                 <w:sz w:val="18"/>
                 <w:rFonts w:eastAsia="宋体" w:ascii="Arial"/>
               </w:rPr>
-              <w:t>AI 二次解读</w:t>
+              <w:t>危机值</w:t>
             </w:r>
           </w:p>
         </w:tc>
@@ -1606,7 +1379,25 @@
                 <w:sz w:val="18"/>
                 <w:rFonts w:eastAsia="宋体" w:ascii="Arial"/>
               </w:rPr>
-              <w:t>差异化卖点</w:t>
+              <w:t>4 通道强推</w:t>
+            </w:r>
+          </w:p>
+        </w:tc>
+        <w:tc>
+          <w:tcPr>
+            <w:tcW w:type="dxa" w:w="3402"/>
+          </w:tcPr>
+          <w:p>
+            <w:pPr>
+              <w:jc w:val="left"/>
+            </w:pPr>
+            <w:r>
+              <w:rPr>
+                <w:b w:val="0"/>
+                <w:sz w:val="18"/>
+                <w:rFonts w:eastAsia="宋体" w:ascii="Arial"/>
+              </w:rPr>
+              <w:t>临床安全底线</w:t>
             </w:r>
           </w:p>
         </w:tc>
@@ -1614,42 +1405,6 @@
       <w:tr>
         <w:tc>
           <w:tcPr>
-            <w:tcW w:type="dxa" w:w="1417"/>
-          </w:tcPr>
-          <w:p>
-            <w:pPr>
-              <w:jc w:val="left"/>
-            </w:pPr>
-            <w:r>
-              <w:rPr>
-                <w:b w:val="0"/>
-                <w:sz w:val="18"/>
-                <w:rFonts w:eastAsia="宋体" w:ascii="Arial"/>
-              </w:rPr>
-              <w:t>危机值</w:t>
-            </w:r>
-          </w:p>
-        </w:tc>
-        <w:tc>
-          <w:tcPr>
-            <w:tcW w:type="dxa" w:w="1134"/>
-          </w:tcPr>
-          <w:p>
-            <w:pPr>
-              <w:jc w:val="left"/>
-            </w:pPr>
-            <w:r>
-              <w:rPr>
-                <w:b w:val="0"/>
-                <w:sz w:val="18"/>
-                <w:rFonts w:eastAsia="宋体" w:ascii="Arial"/>
-              </w:rPr>
-              <w:t>App push</w:t>
-            </w:r>
-          </w:p>
-        </w:tc>
-        <w:tc>
-          <w:tcPr>
             <w:tcW w:type="dxa" w:w="1701"/>
           </w:tcPr>
           <w:p>
@@ -1662,7 +1417,7 @@
                 <w:sz w:val="18"/>
                 <w:rFonts w:eastAsia="宋体" w:ascii="Arial"/>
               </w:rPr>
-              <w:t>4 通道强推</w:t>
+              <w:t>30min 已读</w:t>
             </w:r>
           </w:p>
         </w:tc>
@@ -1680,7 +1435,25 @@
                 <w:sz w:val="18"/>
                 <w:rFonts w:eastAsia="宋体" w:ascii="Arial"/>
               </w:rPr>
-              <w:t>临床安全底线</w:t>
+              <w:t>强制+升级</w:t>
+            </w:r>
+          </w:p>
+        </w:tc>
+        <w:tc>
+          <w:tcPr>
+            <w:tcW w:type="dxa" w:w="3402"/>
+          </w:tcPr>
+          <w:p>
+            <w:pPr>
+              <w:jc w:val="left"/>
+            </w:pPr>
+            <w:r>
+              <w:rPr>
+                <w:b w:val="0"/>
+                <w:sz w:val="18"/>
+                <w:rFonts w:eastAsia="宋体" w:ascii="Arial"/>
+              </w:rPr>
+              <w:t>《医疗事故处理条例》</w:t>
             </w:r>
           </w:p>
         </w:tc>
@@ -1688,42 +1461,6 @@
       <w:tr>
         <w:tc>
           <w:tcPr>
-            <w:tcW w:type="dxa" w:w="1417"/>
-          </w:tcPr>
-          <w:p>
-            <w:pPr>
-              <w:jc w:val="left"/>
-            </w:pPr>
-            <w:r>
-              <w:rPr>
-                <w:b w:val="0"/>
-                <w:sz w:val="18"/>
-                <w:rFonts w:eastAsia="宋体" w:ascii="Arial"/>
-              </w:rPr>
-              <w:t>30min 已读</w:t>
-            </w:r>
-          </w:p>
-        </w:tc>
-        <w:tc>
-          <w:tcPr>
-            <w:tcW w:type="dxa" w:w="1134"/>
-          </w:tcPr>
-          <w:p>
-            <w:pPr>
-              <w:jc w:val="left"/>
-            </w:pPr>
-            <w:r>
-              <w:rPr>
-                <w:b w:val="0"/>
-                <w:sz w:val="18"/>
-                <w:rFonts w:eastAsia="宋体" w:ascii="Arial"/>
-              </w:rPr>
-              <w:t>软提示</w:t>
-            </w:r>
-          </w:p>
-        </w:tc>
-        <w:tc>
-          <w:tcPr>
             <w:tcW w:type="dxa" w:w="1701"/>
           </w:tcPr>
           <w:p>
@@ -1736,7 +1473,7 @@
                 <w:sz w:val="18"/>
                 <w:rFonts w:eastAsia="宋体" w:ascii="Arial"/>
               </w:rPr>
-              <w:t>强制+升级</w:t>
+              <w:t>状态显示</w:t>
             </w:r>
           </w:p>
         </w:tc>
@@ -1754,7 +1491,25 @@
                 <w:sz w:val="18"/>
                 <w:rFonts w:eastAsia="宋体" w:ascii="Arial"/>
               </w:rPr>
-              <w:t>《医疗事故处理条例》</w:t>
+              <w:t>12 状态码</w:t>
+            </w:r>
+          </w:p>
+        </w:tc>
+        <w:tc>
+          <w:tcPr>
+            <w:tcW w:type="dxa" w:w="3402"/>
+          </w:tcPr>
+          <w:p>
+            <w:pPr>
+              <w:jc w:val="left"/>
+            </w:pPr>
+            <w:r>
+              <w:rPr>
+                <w:b w:val="0"/>
+                <w:sz w:val="18"/>
+                <w:rFonts w:eastAsia="宋体" w:ascii="Arial"/>
+              </w:rPr>
+              <w:t>诊疗流程状态（非在线/离线）</w:t>
             </w:r>
           </w:p>
         </w:tc>
@@ -1762,42 +1517,6 @@
       <w:tr>
         <w:tc>
           <w:tcPr>
-            <w:tcW w:type="dxa" w:w="1417"/>
-          </w:tcPr>
-          <w:p>
-            <w:pPr>
-              <w:jc w:val="left"/>
-            </w:pPr>
-            <w:r>
-              <w:rPr>
-                <w:b w:val="0"/>
-                <w:sz w:val="18"/>
-                <w:rFonts w:eastAsia="宋体" w:ascii="Arial"/>
-              </w:rPr>
-              <w:t>品牌</w:t>
-            </w:r>
-          </w:p>
-        </w:tc>
-        <w:tc>
-          <w:tcPr>
-            <w:tcW w:type="dxa" w:w="1134"/>
-          </w:tcPr>
-          <w:p>
-            <w:pPr>
-              <w:jc w:val="left"/>
-            </w:pPr>
-            <w:r>
-              <w:rPr>
-                <w:b w:val="0"/>
-                <w:sz w:val="18"/>
-                <w:rFonts w:eastAsia="宋体" w:ascii="Arial"/>
-              </w:rPr>
-              <w:t>"九医诊所"等</w:t>
-            </w:r>
-          </w:p>
-        </w:tc>
-        <w:tc>
-          <w:tcPr>
             <w:tcW w:type="dxa" w:w="1701"/>
           </w:tcPr>
           <w:p>
@@ -1810,7 +1529,7 @@
                 <w:sz w:val="18"/>
                 <w:rFonts w:eastAsia="宋体" w:ascii="Arial"/>
               </w:rPr>
-              <w:t>AI 辅助问诊</w:t>
+              <w:t>PRD 规则树</w:t>
             </w:r>
           </w:p>
         </w:tc>
@@ -1828,7 +1547,25 @@
                 <w:sz w:val="18"/>
                 <w:rFonts w:eastAsia="宋体" w:ascii="Arial"/>
               </w:rPr>
-              <w:t>脱敏</w:t>
+              <w:t>按页过滤 60 条</w:t>
+            </w:r>
+          </w:p>
+        </w:tc>
+        <w:tc>
+          <w:tcPr>
+            <w:tcW w:type="dxa" w:w="3402"/>
+          </w:tcPr>
+          <w:p>
+            <w:pPr>
+              <w:jc w:val="left"/>
+            </w:pPr>
+            <w:r>
+              <w:rPr>
+                <w:b w:val="0"/>
+                <w:sz w:val="18"/>
+                <w:rFonts w:eastAsia="宋体" w:ascii="Arial"/>
+              </w:rPr>
+              <w:t>开发自查不出错</w:t>
             </w:r>
           </w:p>
         </w:tc>
@@ -1836,42 +1573,6 @@
       <w:tr>
         <w:tc>
           <w:tcPr>
-            <w:tcW w:type="dxa" w:w="1417"/>
-          </w:tcPr>
-          <w:p>
-            <w:pPr>
-              <w:jc w:val="left"/>
-            </w:pPr>
-            <w:r>
-              <w:rPr>
-                <w:b w:val="0"/>
-                <w:sz w:val="18"/>
-                <w:rFonts w:eastAsia="宋体" w:ascii="Arial"/>
-              </w:rPr>
-              <w:t>状态显示</w:t>
-            </w:r>
-          </w:p>
-        </w:tc>
-        <w:tc>
-          <w:tcPr>
-            <w:tcW w:type="dxa" w:w="1134"/>
-          </w:tcPr>
-          <w:p>
-            <w:pPr>
-              <w:jc w:val="left"/>
-            </w:pPr>
-            <w:r>
-              <w:rPr>
-                <w:b w:val="0"/>
-                <w:sz w:val="18"/>
-                <w:rFonts w:eastAsia="宋体" w:ascii="Arial"/>
-              </w:rPr>
-              <w:t>在线/离线</w:t>
-            </w:r>
-          </w:p>
-        </w:tc>
-        <w:tc>
-          <w:tcPr>
             <w:tcW w:type="dxa" w:w="1701"/>
           </w:tcPr>
           <w:p>
@@ -1884,7 +1585,7 @@
                 <w:sz w:val="18"/>
                 <w:rFonts w:eastAsia="宋体" w:ascii="Arial"/>
               </w:rPr>
-              <w:t>12 状态码</w:t>
+              <w:t>Tip 提示</w:t>
             </w:r>
           </w:p>
         </w:tc>
@@ -1902,155 +1603,25 @@
                 <w:sz w:val="18"/>
                 <w:rFonts w:eastAsia="宋体" w:ascii="Arial"/>
               </w:rPr>
-              <w:t>诊疗流程状态</w:t>
-            </w:r>
-          </w:p>
-        </w:tc>
-      </w:tr>
-      <w:tr>
-        <w:tc>
-          <w:tcPr>
-            <w:tcW w:type="dxa" w:w="1417"/>
-          </w:tcPr>
-          <w:p>
-            <w:pPr>
-              <w:jc w:val="left"/>
-            </w:pPr>
-            <w:r>
-              <w:rPr>
-                <w:b w:val="0"/>
-                <w:sz w:val="18"/>
-                <w:rFonts w:eastAsia="宋体" w:ascii="Arial"/>
-              </w:rPr>
-              <w:t>PRD 规则树</w:t>
-            </w:r>
-          </w:p>
-        </w:tc>
-        <w:tc>
-          <w:tcPr>
-            <w:tcW w:type="dxa" w:w="1134"/>
-          </w:tcPr>
-          <w:p>
-            <w:pPr>
-              <w:jc w:val="left"/>
-            </w:pPr>
-            <w:r>
-              <w:rPr>
-                <w:b w:val="0"/>
-                <w:sz w:val="18"/>
-                <w:rFonts w:eastAsia="宋体" w:ascii="Arial"/>
-              </w:rPr>
-              <w:t>硬编码 14 条</w:t>
-            </w:r>
-          </w:p>
-        </w:tc>
-        <w:tc>
-          <w:tcPr>
-            <w:tcW w:type="dxa" w:w="1701"/>
-          </w:tcPr>
-          <w:p>
-            <w:pPr>
-              <w:jc w:val="left"/>
-            </w:pPr>
-            <w:r>
-              <w:rPr>
-                <w:b w:val="0"/>
-                <w:sz w:val="18"/>
-                <w:rFonts w:eastAsia="宋体" w:ascii="Arial"/>
-              </w:rPr>
-              <w:t>按页过滤 60 条</w:t>
-            </w:r>
-          </w:p>
-        </w:tc>
-        <w:tc>
-          <w:tcPr>
-            <w:tcW w:type="dxa" w:w="2268"/>
-          </w:tcPr>
-          <w:p>
-            <w:pPr>
-              <w:jc w:val="left"/>
-            </w:pPr>
-            <w:r>
-              <w:rPr>
-                <w:b w:val="0"/>
-                <w:sz w:val="18"/>
-                <w:rFonts w:eastAsia="宋体" w:ascii="Arial"/>
-              </w:rPr>
-              <w:t>V2.5.0 改造</w:t>
-            </w:r>
-          </w:p>
-        </w:tc>
-      </w:tr>
-      <w:tr>
-        <w:tc>
-          <w:tcPr>
-            <w:tcW w:type="dxa" w:w="1417"/>
-          </w:tcPr>
-          <w:p>
-            <w:pPr>
-              <w:jc w:val="left"/>
-            </w:pPr>
-            <w:r>
-              <w:rPr>
-                <w:b w:val="0"/>
-                <w:sz w:val="18"/>
-                <w:rFonts w:eastAsia="宋体" w:ascii="Arial"/>
-              </w:rPr>
-              <w:t>Tip 提示</w:t>
-            </w:r>
-          </w:p>
-        </w:tc>
-        <w:tc>
-          <w:tcPr>
-            <w:tcW w:type="dxa" w:w="1134"/>
-          </w:tcPr>
-          <w:p>
-            <w:pPr>
-              <w:jc w:val="left"/>
-            </w:pPr>
-            <w:r>
-              <w:rPr>
-                <w:b w:val="0"/>
-                <w:sz w:val="18"/>
-                <w:rFonts w:eastAsia="宋体" w:ascii="Arial"/>
-              </w:rPr>
-              <w:t>简短 1 句话</w:t>
-            </w:r>
-          </w:p>
-        </w:tc>
-        <w:tc>
-          <w:tcPr>
-            <w:tcW w:type="dxa" w:w="1701"/>
-          </w:tcPr>
-          <w:p>
-            <w:pPr>
-              <w:jc w:val="left"/>
-            </w:pPr>
-            <w:r>
-              <w:rPr>
-                <w:b w:val="0"/>
-                <w:sz w:val="18"/>
-                <w:rFonts w:eastAsia="宋体" w:ascii="Arial"/>
-              </w:rPr>
               <w:t>该字段 6 条规则表格</w:t>
             </w:r>
           </w:p>
         </w:tc>
         <w:tc>
           <w:tcPr>
-            <w:tcW w:type="dxa" w:w="2268"/>
-          </w:tcPr>
-          <w:p>
-            <w:pPr>
-              <w:jc w:val="left"/>
-            </w:pPr>
-            <w:r>
-              <w:rPr>
-                <w:b w:val="0"/>
-                <w:sz w:val="18"/>
-                <w:rFonts w:eastAsia="宋体" w:ascii="Arial"/>
-              </w:rPr>
-              <w:t>V2.5.0 改造</w:t>
+            <w:tcW w:type="dxa" w:w="3402"/>
+          </w:tcPr>
+          <w:p>
+            <w:pPr>
+              <w:jc w:val="left"/>
+            </w:pPr>
+            <w:r>
+              <w:rPr>
+                <w:b w:val="0"/>
+                <w:sz w:val="18"/>
+                <w:rFonts w:eastAsia="宋体" w:ascii="Arial"/>
+              </w:rPr>
+              <w:t>hover 即查即用</w:t>
             </w:r>
           </w:p>
         </w:tc>
@@ -41654,152 +41225,6 @@
         </w:tc>
       </w:tr>
     </w:tbl>
-    <w:p>
-      <w:pPr>
-        <w:spacing w:before="240" w:after="160"/>
-      </w:pPr>
-      <w:r>
-        <w:rPr>
-          <w:b/>
-          <w:color w:val="1A1A2E"/>
-          <w:sz w:val="28"/>
-          <w:rFonts w:eastAsia="宋体" w:ascii="Arial"/>
-        </w:rPr>
-        <w:t>5.4 文档版本</w:t>
-      </w:r>
-    </w:p>
-    <w:p>
-      <w:pPr>
-        <w:spacing w:after="80"/>
-        <w:jc w:val="both"/>
-      </w:pPr>
-      <w:r>
-        <w:rPr>
-          <w:b w:val="0"/>
-          <w:sz w:val="20"/>
-          <w:rFonts w:eastAsia="宋体" w:ascii="Arial"/>
-        </w:rPr>
-        <w:t>本图文版 PRD 基于 V2.5.0 完整版生成。</w:t>
-      </w:r>
-      <w:r>
-        <w:rPr>
-          <w:b/>
-          <w:sz w:val="20"/>
-          <w:rFonts w:eastAsia="宋体" w:ascii="Arial"/>
-        </w:rPr>
-        <w:t>重大改造</w:t>
-      </w:r>
-      <w:r>
-        <w:rPr>
-          <w:b w:val="0"/>
-          <w:sz w:val="20"/>
-          <w:rFonts w:eastAsia="宋体" w:ascii="Arial"/>
-        </w:rPr>
-        <w:t>（相对 V2.0 图文版）：</w:t>
-      </w:r>
-    </w:p>
-    <w:p>
-      <w:pPr>
-        <w:pStyle w:val="ListBullet"/>
-        <w:spacing w:after="40"/>
-      </w:pPr>
-      <w:r>
-        <w:rPr>
-          <w:b/>
-          <w:sz w:val="20"/>
-          <w:rFonts w:eastAsia="宋体" w:ascii="Arial"/>
-        </w:rPr>
-        <w:t>§二 拆 12 大模块</w:t>
-      </w:r>
-      <w:r>
-        <w:rPr>
-          <w:b w:val="0"/>
-          <w:sz w:val="20"/>
-          <w:rFonts w:eastAsia="宋体" w:ascii="Arial"/>
-        </w:rPr>
-        <w:t>，每节末尾插入对应 demo 截图（不再是 §三 集中展示）</w:t>
-      </w:r>
-    </w:p>
-    <w:p>
-      <w:pPr>
-        <w:pStyle w:val="ListBullet"/>
-        <w:spacing w:after="40"/>
-      </w:pPr>
-      <w:r>
-        <w:rPr>
-          <w:b/>
-          <w:sz w:val="20"/>
-          <w:rFonts w:eastAsia="宋体" w:ascii="Arial"/>
-        </w:rPr>
-        <w:t>表格真渲染</w:t>
-      </w:r>
-      <w:r>
-        <w:rPr>
-          <w:b w:val="0"/>
-          <w:sz w:val="20"/>
-          <w:rFonts w:eastAsia="宋体" w:ascii="Arial"/>
-        </w:rPr>
-        <w:t>（python-docx Table 替代简化文字），6 字段汇总直接可读</w:t>
-      </w:r>
-    </w:p>
-    <w:p>
-      <w:pPr>
-        <w:pStyle w:val="ListBullet"/>
-        <w:spacing w:after="40"/>
-      </w:pPr>
-      <w:r>
-        <w:rPr>
-          <w:b/>
-          <w:sz w:val="20"/>
-          <w:rFonts w:eastAsia="宋体" w:ascii="Arial"/>
-        </w:rPr>
-        <w:t>§三 改附录索引</w:t>
-      </w:r>
-      <w:r>
-        <w:rPr>
-          <w:b w:val="0"/>
-          <w:sz w:val="20"/>
-          <w:rFonts w:eastAsia="宋体" w:ascii="Arial"/>
-        </w:rPr>
-        <w:t>：图编号 + 路由 + 关键交互 + 对应 §X，开发可双向定位</w:t>
-      </w:r>
-    </w:p>
-    <w:p>
-      <w:pPr>
-        <w:pStyle w:val="ListBullet"/>
-        <w:spacing w:after="40"/>
-      </w:pPr>
-      <w:r>
-        <w:rPr>
-          <w:b/>
-          <w:sz w:val="20"/>
-          <w:rFonts w:eastAsia="宋体" w:ascii="Arial"/>
-        </w:rPr>
-        <w:t>16 张截图</w:t>
-      </w:r>
-      <w:r>
-        <w:rPr>
-          <w:b w:val="0"/>
-          <w:sz w:val="20"/>
-          <w:rFonts w:eastAsia="宋体" w:ascii="Arial"/>
-        </w:rPr>
-        <w:t>全部重跑 GitHub Pages V2.5.0 远程（1366×800）</w:t>
-      </w:r>
-    </w:p>
-    <w:p>
-      <w:pPr>
-        <w:ind w:left="283"/>
-      </w:pPr>
-      <w:r>
-        <w:rPr>
-          <w:b w:val="0"/>
-          <w:color w:val="6B7280"/>
-          <w:sz w:val="18"/>
-          <w:rFonts w:eastAsia="宋体" w:ascii="Arial"/>
-        </w:rPr>
-        <w:t>更新说明：改 prd_data.json 任意字段 + 跑 sync_prd.js 后，本文档可通过 python3 gen_dev_word.py 一键重新生成。</w:t>
-      </w:r>
-    </w:p>
     <w:sectPr>
       <w:pgSz w:w="12240" w:h="15840"/>
       <w:pgMar w:top="1134" w:right="1134" w:bottom="1134" w:left="1134" w:header="720" w:footer="720" w:gutter="0"/>
